--- a/findings/2026-10-28-layout/docx/two-column-table.docx
+++ b/findings/2026-10-28-layout/docx/two-column-table.docx
@@ -138,10 +138,7 @@
               <w:jc w:val="left"/>
             </w:pPr>
             <w:r>
-              <w:rPr>
-                <w:i/>
-                <w:sz w:val="21"/>
-              </w:rPr>
+              <w:rPr/>
               <w:t>Chicago, IL</w:t>
             </w:r>
           </w:p>
